--- a/pr-preview/pr-383/nonparametric-models-handout-tracked-changes.docx
+++ b/pr-preview/pr-383/nonparametric-models-handout-tracked-changes.docx
@@ -16,7 +16,7 @@
       </w:pPr>
       <w:del w:id="1" w:author="PR Preview" w:date="2026-01-01T00:00:00Z">
         <w:r>
-          <w:delText xml:space="preserve">Last modified: 2026-10-19 03:48:43 (PDT)</w:delText>
+          <w:delText xml:space="preserve">Last modified: 2026-10-19 04:11:38 (PDT)</w:delText>
         </w:r>
       </w:del>
     </w:p>
@@ -26,7 +26,7 @@
       </w:pPr>
       <w:ins w:id="2" w:author="PR Preview" w:date="2026-01-01T00:00:00Z">
         <w:r>
-          <w:t xml:space="preserve">Last modified: 2026-10-19 03:52:26 (PDT)</w:t>
+          <w:t xml:space="preserve">Last modified: 2026-10-19 04:14:28 (PDT)</w:t>
         </w:r>
       </w:ins>
     </w:p>
@@ -245,45 +245,45 @@
                 </m:rPr>
                 <m:t>1</m:t>
               </m:r>
+              <m:r>
+                <m:t>​</m:t>
+              </m:r>
+              <m:d>
+                <m:dPr>
+                  <m:begChr m:val="("/>
+                  <m:sepChr m:val=""/>
+                  <m:endChr m:val=")"/>
+                  <m:grow/>
+                </m:dPr>
+                <m:e>
+                  <m:sSub>
+                    <m:e>
+                      <m:r>
+                        <m:t>x</m:t>
+                      </m:r>
+                    </m:e>
+                    <m:sub>
+                      <m:r>
+                        <m:t>j</m:t>
+                      </m:r>
+                    </m:sub>
+                  </m:sSub>
+                  <m:r>
+                    <m:rPr>
+                      <m:sty m:val="p"/>
+                    </m:rPr>
+                    <m:t>∈</m:t>
+                  </m:r>
+                  <m:r>
+                    <m:t>A</m:t>
+                  </m:r>
+                </m:e>
+              </m:d>
+              <m:r>
+                <m:t>​</m:t>
+              </m:r>
             </m:e>
           </m:nary>
-          <m:r>
-            <m:t>​</m:t>
-          </m:r>
-          <m:d>
-            <m:dPr>
-              <m:begChr m:val="("/>
-              <m:sepChr m:val=""/>
-              <m:endChr m:val=")"/>
-              <m:grow/>
-            </m:dPr>
-            <m:e>
-              <m:sSub>
-                <m:e>
-                  <m:r>
-                    <m:t>x</m:t>
-                  </m:r>
-                </m:e>
-                <m:sub>
-                  <m:r>
-                    <m:t>j</m:t>
-                  </m:r>
-                </m:sub>
-              </m:sSub>
-              <m:r>
-                <m:rPr>
-                  <m:sty m:val="p"/>
-                </m:rPr>
-                <m:t>∈</m:t>
-              </m:r>
-              <m:r>
-                <m:t>A</m:t>
-              </m:r>
-            </m:e>
-          </m:d>
-          <m:r>
-            <m:t>​</m:t>
-          </m:r>
           <m:r>
             <m:rPr>
               <m:sty m:val="p"/>

--- a/pr-preview/pr-383/nonparametric-models-handout-tracked-changes.docx
+++ b/pr-preview/pr-383/nonparametric-models-handout-tracked-changes.docx
@@ -16,7 +16,7 @@
       </w:pPr>
       <w:del w:id="1" w:author="PR Preview" w:date="2026-01-01T00:00:00Z">
         <w:r>
-          <w:delText xml:space="preserve">Last modified: 2026-10-19 04:11:38 (PDT)</w:delText>
+          <w:delText xml:space="preserve">Last modified: 2026-10-19 04:44:20 (PDT)</w:delText>
         </w:r>
       </w:del>
     </w:p>
@@ -26,7 +26,7 @@
       </w:pPr>
       <w:ins w:id="2" w:author="PR Preview" w:date="2026-01-01T00:00:00Z">
         <w:r>
-          <w:t xml:space="preserve">Last modified: 2026-10-19 04:14:28 (PDT)</w:t>
+          <w:t xml:space="preserve">Last modified: 2026-10-19 04:44:47 (PDT)</w:t>
         </w:r>
       </w:ins>
     </w:p>
